--- a/Lesson 43 - Guided Notes.docx
+++ b/Lesson 43 - Guided Notes.docx
@@ -245,15 +245,15 @@
           </w:tcPr>
           <w:p>
             <w:pPr>
-              <w:rPr>
-                <w:color w:val="0000FF"/>
-              </w:rPr>
+              <w:rPr/>
             </w:pPr>
             <w:r>
               <w:rPr>
-                <w:b/>
+                <w:b w:val="1"/>
+                <w:sz w:val="24"/>
+                <w:szCs w:val="24"/>
               </w:rPr>
-              <w:t xml:space="preserve">Light –  </w:t>
+              <w:t xml:space="preserve">Light Wave –  </w:t>
             </w:r>
           </w:p>
         </w:tc>
@@ -291,15 +291,15 @@
           </w:tcPr>
           <w:p>
             <w:pPr>
-              <w:rPr>
-                <w:color w:val="0000FF"/>
-              </w:rPr>
+              <w:rPr/>
             </w:pPr>
             <w:r>
               <w:rPr>
-                <w:b/>
+                <w:b w:val="1"/>
+                <w:sz w:val="24"/>
+                <w:szCs w:val="24"/>
               </w:rPr>
-              <w:t xml:space="preserve">Electromagnetic Wave –  </w:t>
+              <w:t xml:space="preserve">Electromagnetic Spectrum –  </w:t>
             </w:r>
           </w:p>
         </w:tc>
@@ -337,17 +337,15 @@
           </w:tcPr>
           <w:p>
             <w:pPr>
-              <w:rPr>
-                <w:color w:val="0000FF"/>
-              </w:rPr>
+              <w:rPr/>
             </w:pPr>
-            <w:bookmarkStart w:id="0" w:name="_heading=h.gjdgxs" w:colFirst="0" w:colLast="0"/>
-            <w:bookmarkEnd w:id="0"/>
             <w:r>
               <w:rPr>
-                <w:b/>
+                <w:b w:val="1"/>
+                <w:sz w:val="24"/>
+                <w:szCs w:val="24"/>
               </w:rPr>
-              <w:t xml:space="preserve">Medium –  </w:t>
+              <w:t xml:space="preserve">Speed of Light –  </w:t>
             </w:r>
           </w:p>
         </w:tc>
@@ -385,15 +383,53 @@
           </w:tcPr>
           <w:p>
             <w:pPr>
+              <w:rPr/>
+            </w:pPr>
+            <w:r>
+              <w:rPr/>
+              <w:t/>
+            </w:r>
+          </w:p>
+        </w:tc>
+        <w:tc>
+          <w:tcPr>
+            <w:tcW w:w="250" w:type="dxa"/>
+          </w:tcPr>
+          <w:p/>
+        </w:tc>
+      </w:tr>
+      <w:tr>
+        <w:tc>
+          <w:tcPr>
+            <w:tcW w:w="10536" w:type="dxa"/>
+          </w:tcPr>
+          <w:p>
+            <w:pPr>
               <w:rPr>
                 <w:color w:val="0000FF"/>
               </w:rPr>
             </w:pPr>
+          </w:p>
+        </w:tc>
+        <w:tc>
+          <w:tcPr>
+            <w:tcW w:w="250" w:type="dxa"/>
+          </w:tcPr>
+          <w:p/>
+        </w:tc>
+      </w:tr>
+      <w:tr>
+        <w:tc>
+          <w:tcPr>
+            <w:tcW w:w="10536" w:type="dxa"/>
+          </w:tcPr>
+          <w:p>
+            <w:pPr>
+              <w:rPr/>
+            </w:pPr>
             <w:r>
-              <w:rPr>
-                <w:b/>
-              </w:rPr>
-              <w:t xml:space="preserve">Transparent –  </w:t>
+              <w:rPr/>
+              <w:t/>
             </w:r>
           </w:p>
         </w:tc>
@@ -423,7 +459,15 @@
           <w:tcPr>
             <w:tcW w:w="10536" w:type="dxa"/>
           </w:tcPr>
-          <w:p/>
+          <w:p>
+            <w:pPr>
+              <w:rPr/>
+            </w:pPr>
+            <w:r>
+              <w:rPr/>
+              <w:t/>
+            </w:r>
+          </w:p>
         </w:tc>
         <w:tc>
           <w:tcPr>
